--- a/testakten/longcovid-erwerbsminderung-feldermann-leipzig/12_eilantrag_sg_leipzig_kdu.docx
+++ b/testakten/longcovid-erwerbsminderung-feldermann-leipzig/12_eilantrag_sg_leipzig_kdu.docx
@@ -196,7 +196,7 @@
         <w:rPr>
           <w:b/>
         </w:rPr>
-        <w:t>den Antragsgegner im Wege der einstweiligen Anordnung nach § 86b Abs. 2 SGG zu verpflichten, der Antragstellerin ab sofort, hilfsweise ab Zustellung dieses Antrags, vorläufig die tatsächlichen Kosten der Unterkunft und Heizung (KdU) gemäß § 22 SGB II in Höhe von 960,00 EUR (Kaltmiete) zuzüglich der tatsächlichen Heizkosten von 185,00 EUR monatlich zu gewähren, bis zur abschließenden Entscheidung in der Hauptsache.</w:t>
+        <w:t>den Antragsgegner im Wege der einstweiligen Anordnung nach Paragraf 86b Abs. 2 SGG zu verpflichten, der Antragstellerin ab sofort, hilfsweise ab Zustellung dieses Antrags, vorläufig die tatsächlichen Kosten der Unterkunft und Heizung (KdU) gemäß Paragraf 22 SGB II in Höhe von 960,00 EUR (Kaltmiete) zuzüglich der tatsächlichen Heizkosten von 185,00 EUR monatlich zu gewähren, bis zur abschließenden Entscheidung in der Hauptsache.</w:t>
       </w:r>
     </w:p>
     <w:p>
@@ -363,7 +363,7 @@
         <w:rPr>
           <w:rFonts w:ascii="Times New Roman" w:hAnsi="Times New Roman"/>
         </w:rPr>
-        <w:t>1. Angemessenheit der Miete (§ 22 Abs. 1 SGB II)</w:t>
+        <w:t>1. Angemessenheit der Miete (Paragraf 22 Abs. 1 SGB II)</w:t>
       </w:r>
     </w:p>
     <w:p>
@@ -390,7 +390,7 @@
         <w:jc w:val="left"/>
       </w:pPr>
       <w:r>
-        <w:t>Das Jobcenter hat keine ordnungsgemäße Kostensenkungsaufforderung mit angemessener Frist (mind. 6 Monate) erlassen. Die sofortige KdU-Kürzung ab 01.01.2026 widerspricht § 22 Abs. 1 S. 3 SGB II.</w:t>
+        <w:t>Das Jobcenter hat keine ordnungsgemäße Kostensenkungsaufforderung mit angemessener Frist (mind. 6 Monate) erlassen. Die sofortige KdU-Kürzung ab 01.01.2026 widerspricht Paragraf 22 Abs. 1 S. 3 SGB II.</w:t>
       </w:r>
     </w:p>
     <w:p>
@@ -409,7 +409,7 @@
         <w:jc w:val="left"/>
       </w:pPr>
       <w:r>
-        <w:t>Der Leipziger Wohnungsmarkt bietet für eine 4-Personen-Familie mit einer schwerkranken Mutter (ME/CFS, POTS) in Connewitz oder vergleichbaren Stadtteilen keine günstigeren Alternativen. Ein Umzug wäre medizinisch kontraindiziert: die Erkrankung der Antragstellerin (ME/CFS, PEM) macht jede körperliche und psychische Belastung wie einen Umzug zu einem schwerwiegenden Gesundheitsrisiko (ärztliche Stellungnahme: Befundbericht Prof. Scheibenbogen, Anlage 3).</w:t>
+        <w:t>Der Leipziger Wohnungsmarkt bietet für eine 4-Personen-Familie mit einer schwerkranken Mutter (ME/CFS, POTS) in Connewitz oder vergleichbaren Stadtteilen keine günstigeren Alternativen. Ein Umzug wäre medizinisch kontraindiziert: die Erkrankung der Antragstellerin (ME/CFS, PEM) macht jede körperliche und psychische Belastung wie einen Umzug zu einem schwerwiegenden Gesundheitsrisiko (ärztliche Stellungnahme: Befundbericht Prof. Seifert, Anlage 3).</w:t>
       </w:r>
     </w:p>
     <w:p>
@@ -483,7 +483,7 @@
         <w:pStyle w:val="ListNumber"/>
       </w:pPr>
       <w:r>
-        <w:t>Befundbericht Prof. Dr. Scheibenbogen, Charité, 11/2025 (medizinische Notlage)</w:t>
+        <w:t>Befundbericht Prof. Dr. Seifert, Universitätsmedizin Berlin-Nord, 11/2025 (medizinische Notlage)</w:t>
       </w:r>
     </w:p>
     <w:p>
@@ -589,13 +589,100 @@
       </w:r>
     </w:p>
     <w:sectPr>
+      <w:headerReference w:type="default" r:id="rId9"/>
+      <w:footerReference w:type="default" r:id="rId10"/>
       <w:pgSz w:w="11906" w:h="16838"/>
-      <w:pgMar w:top="1417" w:right="1417" w:bottom="1417" w:left="1417" w:header="720" w:footer="720" w:gutter="0"/>
+      <w:pgMar w:top="1417" w:right="1417" w:bottom="1417" w:left="1417" w:header="680" w:footer="567" w:gutter="0"/>
       <w:cols w:space="720"/>
       <w:docGrid w:linePitch="360"/>
     </w:sectPr>
   </w:body>
 </w:document>
+</file>
+
+<file path=word/footer1.xml><?xml version="1.0" encoding="utf-8"?>
+<w:ftr xmlns:m="http://schemas.openxmlformats.org/officeDocument/2006/math" xmlns:mc="http://schemas.openxmlformats.org/markup-compatibility/2006" xmlns:mo="http://schemas.microsoft.com/office/mac/office/2008/main" xmlns:mv="urn:schemas-microsoft-com:mac:vml" xmlns:o="urn:schemas-microsoft-com:office:office" xmlns:r="http://schemas.openxmlformats.org/officeDocument/2006/relationships" xmlns:v="urn:schemas-microsoft-com:vml" xmlns:w10="urn:schemas-microsoft-com:office:word" xmlns:w14="http://schemas.microsoft.com/office/word/2010/wordml" xmlns:w="http://schemas.openxmlformats.org/wordprocessingml/2006/main" xmlns:wne="http://schemas.microsoft.com/office/word/2006/wordml" xmlns:wp14="http://schemas.microsoft.com/office/word/2010/wordprocessingDrawing" xmlns:wp="http://schemas.openxmlformats.org/drawingml/2006/wordprocessingDrawing" xmlns:wpc="http://schemas.microsoft.com/office/word/2010/wordprocessingCanvas" xmlns:wpg="http://schemas.microsoft.com/office/word/2010/wordprocessingGroup" xmlns:wpi="http://schemas.microsoft.com/office/word/2010/wordprocessingInk" xmlns:wps="http://schemas.microsoft.com/office/word/2010/wordprocessingShape" mc:Ignorable="w14 wp14">
+  <w:p>
+    <w:pPr>
+      <w:pStyle w:val="Footer"/>
+      <w:tabs>
+        <w:tab w:pos="9071" w:val="right"/>
+      </w:tabs>
+      <w:jc w:val="left"/>
+    </w:pPr>
+    <w:r>
+      <w:rPr>
+        <w:rFonts w:ascii="Times New Roman" w:hAnsi="Times New Roman"/>
+        <w:color w:val="6B6B66"/>
+        <w:sz w:val="16"/>
+      </w:rPr>
+    </w:r>
+    <w:r>
+      <w:rPr>
+        <w:rFonts w:ascii="Times New Roman" w:hAnsi="Times New Roman"/>
+        <w:color w:val="6B6B66"/>
+        <w:sz w:val="16"/>
+      </w:rPr>
+      <w:t>Rechtsanwältin Marit Sonnemann</w:t>
+    </w:r>
+    <w:r>
+      <w:rPr>
+        <w:rFonts w:ascii="Times New Roman" w:hAnsi="Times New Roman"/>
+        <w:color w:val="6B6B66"/>
+        <w:sz w:val="16"/>
+      </w:rPr>
+      <w:tab/>
+      <w:t xml:space="preserve">Seite </w:t>
+    </w:r>
+    <w:r>
+      <w:rPr>
+        <w:rFonts w:ascii="Times New Roman" w:hAnsi="Times New Roman"/>
+        <w:color w:val="6B6B66"/>
+        <w:sz w:val="16"/>
+      </w:rPr>
+      <w:fldChar w:fldCharType="begin"/>
+      <w:instrText xml:space="preserve"> PAGE </w:instrText>
+      <w:fldChar w:fldCharType="end"/>
+    </w:r>
+  </w:p>
+</w:ftr>
+</file>
+
+<file path=word/header1.xml><?xml version="1.0" encoding="utf-8"?>
+<w:hdr xmlns:m="http://schemas.openxmlformats.org/officeDocument/2006/math" xmlns:mc="http://schemas.openxmlformats.org/markup-compatibility/2006" xmlns:mo="http://schemas.microsoft.com/office/mac/office/2008/main" xmlns:mv="urn:schemas-microsoft-com:mac:vml" xmlns:o="urn:schemas-microsoft-com:office:office" xmlns:r="http://schemas.openxmlformats.org/officeDocument/2006/relationships" xmlns:v="urn:schemas-microsoft-com:vml" xmlns:w10="urn:schemas-microsoft-com:office:word" xmlns:w14="http://schemas.microsoft.com/office/word/2010/wordml" xmlns:w="http://schemas.openxmlformats.org/wordprocessingml/2006/main" xmlns:wne="http://schemas.microsoft.com/office/word/2006/wordml" xmlns:wp14="http://schemas.microsoft.com/office/word/2010/wordprocessingDrawing" xmlns:wp="http://schemas.openxmlformats.org/drawingml/2006/wordprocessingDrawing" xmlns:wpc="http://schemas.microsoft.com/office/word/2010/wordprocessingCanvas" xmlns:wpg="http://schemas.microsoft.com/office/word/2010/wordprocessingGroup" xmlns:wpi="http://schemas.microsoft.com/office/word/2010/wordprocessingInk" xmlns:wps="http://schemas.microsoft.com/office/word/2010/wordprocessingShape" mc:Ignorable="w14 wp14">
+  <w:p>
+    <w:pPr>
+      <w:pStyle w:val="Header"/>
+      <w:jc w:val="left"/>
+    </w:pPr>
+    <w:r/>
+    <w:r>
+      <w:rPr>
+        <w:rFonts w:ascii="Times New Roman" w:hAnsi="Times New Roman"/>
+        <w:b/>
+        <w:color w:val="3B3F45"/>
+        <w:sz w:val="22"/>
+      </w:rPr>
+      <w:t>RECHTSANWÄLTIN MARIT SONNEMANN</w:t>
+    </w:r>
+  </w:p>
+  <w:p>
+    <w:pPr>
+      <w:jc w:val="left"/>
+      <w:pBdr>
+        <w:bottom w:val="single" w:sz="8" w:space="2" w:color="3B3F45"/>
+      </w:pBdr>
+    </w:pPr>
+    <w:r>
+      <w:rPr>
+        <w:rFonts w:ascii="Times New Roman" w:hAnsi="Times New Roman"/>
+        <w:color w:val="6B6B66"/>
+        <w:sz w:val="16"/>
+      </w:rPr>
+      <w:t>Rechtsanwaltskanzlei · Az. S 7 AS 188/26 ER</w:t>
+    </w:r>
+  </w:p>
+</w:hdr>
 </file>
 
 <file path=word/numbering.xml><?xml version="1.0" encoding="utf-8"?>
